--- a/resources/systems/procedures/classroom/materials-collection-distribution.docx
+++ b/resources/systems/procedures/classroom/materials-collection-distribution.docx
@@ -2528,7 +2528,7 @@
           <w:szCs w:val="30"/>
           <w:rtl w:val="0"/>
         </w:rPr>
-        <w:t xml:space="preserve">Teaching Materials Routines: Sample Script</w:t>
+        <w:t>Teaching Materials Routines: Script</w:t>
       </w:r>
       <w:r>
         <w:rPr>
@@ -2556,17 +2556,16 @@
           <w:szCs w:val="18"/>
           <w:rtl w:val="0"/>
         </w:rPr>
-        <w:t xml:space="preserve">This is a sample script.  </w:t>
-      </w:r>
-      <w:r>
-        <w:rPr>
-          <w:rFonts w:ascii="Calibri" w:cs="Calibri" w:eastAsia="Calibri" w:hAnsi="Calibri"/>
-          <w:color w:val="262626"/>
-          <w:sz w:val="18"/>
-          <w:szCs w:val="18"/>
-          <w:rtl w:val="0"/>
-        </w:rPr>
-        <w:t xml:space="preserve">It's meant to be taught, not read verbatim — add your own class's language, examples, and personality before you use it. Where you see bracketed choices, swap in your own routine's specifics (your roles, your bins, your cue).</w:t>
+        <w:t>Use this script to teach the routine.</w:t>
+      </w:r>
+      <w:r>
+        <w:rPr>
+          <w:rFonts w:ascii="Calibri" w:cs="Calibri" w:eastAsia="Calibri" w:hAnsi="Calibri"/>
+          <w:color w:val="262626"/>
+          <w:sz w:val="18"/>
+          <w:szCs w:val="18"/>
+          <w:rtl w:val="0"/>
+        </w:rPr>
       </w:r>
       <w:r>
         <w:rPr>
@@ -2768,7 +2767,7 @@
           <w:szCs w:val="17"/>
           <w:rtl w:val="0"/>
         </w:rPr>
-        <w:t xml:space="preserve">“Watch first. When I say go, our table captains will grab the basket and set it in the center of the table. Everyone else keeps their hands here [demonstrate hands folded] until I say go.”</w:t>
+        <w:t>“Watch first. When I say go, our table captains will grab the basket and set it in the center of the table. Everyone else keeps their hands here (demonstrate hands folded) until I say go.”</w:t>
       </w:r>
       <w:r>
         <w:rPr>
@@ -2978,7 +2977,7 @@
           <w:szCs w:val="17"/>
           <w:rtl w:val="0"/>
         </w:rPr>
-        <w:t xml:space="preserve">“Collection works the same way, in reverse. When you hear [collection cue], you'll finish your thought, put materials back exactly like this [demonstrate], and captains return the basket to the shelf.”</w:t>
+        <w:t>“Collection works the same way, in reverse. When you hear the collection cue, you'll finish your thought, put materials back exactly like this (demonstrate), and captains return the basket to the shelf.”</w:t>
       </w:r>
       <w:r>
         <w:rPr>
@@ -3305,7 +3304,7 @@
           <w:szCs w:val="15"/>
           <w:rtl w:val="0"/>
         </w:rPr>
-        <w:t xml:space="preserve">Personalize before you teach it: swap in your own roles, bins, and cues.</w:t>
+        <w:t>Set before Day 1: the roles, the bins, and the cues.</w:t>
       </w:r>
       <w:r>
         <w:rPr>
